--- a/daily-reports/2026-10-06/report.docx
+++ b/daily-reports/2026-10-06/report.docx
@@ -28,28 +28,28 @@
         <w:pStyle w:val="Heading2"/>
       </w:pPr>
       <w:r>
-        <w:t>1. rehan-remade/universal-modder  ⭐ 3,993</w:t>
+        <w:t>1. rehan-remade/universal-modder  ⭐ 4,008</w:t>
       </w:r>
     </w:p>
     <w:p>
       <w:r>
-        <w:t>语言：Python ｜ Stars：3,993 ｜ Forks：357</w:t>
+        <w:t>语言：Python ｜ Stars：4,008 ｜ Forks：360</w:t>
         <w:br/>
       </w:r>
       <w:r>
-        <w:t>这是什么：这是一个让 Claude 帮你修改几乎任何电脑游戏的工具包。它提供了各种技能、工具和 fal MCP，可以完成游戏侦察、逆向工程、用 AI 生成美术/3D/音频、游戏内测试和制作展示视频。</w:t>
+        <w:t>这是什么：这是一个让AI助手Claude帮你修改几乎所有电脑游戏的开源工具包。它提供了各种技能和工具，能自动分析游戏文件、生成美术资源，甚至制作展示视频。</w:t>
         <w:br/>
       </w:r>
       <w:r>
-        <w:t>能用来做什么：你可以用它来给游戏添加新角色、新道具，或者修改游戏规则，甚至自动生成游戏素材。</w:t>
+        <w:t>能用来做什么：你可以用它来给游戏添加新角色、新道具，或者调整游戏难度，还能自动生成游戏模组并测试效果。</w:t>
         <w:br/>
       </w:r>
       <w:r>
-        <w:t>适用领域：游戏开发、游戏模组制作、AI 艺术生成</w:t>
+        <w:t>适用领域：游戏开发、模组制作、AI辅助创作</w:t>
         <w:br/>
       </w:r>
       <w:r>
-        <w:t>对新手有什么帮助：适合对游戏修改感兴趣的新手，能帮你快速上手游戏模组制作，无需从头学习复杂的逆向工程。</w:t>
+        <w:t>对新手有什么帮助：适合对游戏修改感兴趣的新手，能让你不用写代码就能轻松制作游戏模组，体验创造的乐趣。</w:t>
         <w:br/>
       </w:r>
       <w:r>
@@ -61,28 +61,28 @@
         <w:pStyle w:val="Heading2"/>
       </w:pPr>
       <w:r>
-        <w:t>2. storytold/photocraft  ⭐ 2,298</w:t>
+        <w:t>2. storytold/photocraft  ⭐ 2,306</w:t>
       </w:r>
     </w:p>
     <w:p>
       <w:r>
-        <w:t>语言：Rust ｜ Stars：2,298 ｜ Forks：240</w:t>
+        <w:t>语言：Rust ｜ Stars：2,306 ｜ Forks：241</w:t>
         <w:br/>
       </w:r>
       <w:r>
-        <w:t>这是什么：这是一个用 Rust 语言从头编写的开源图片编辑软件，功能类似 Adobe Photoshop。它完全独立开发，不依赖任何 Photoshop 的代码。</w:t>
+        <w:t>这是什么：这是一个用Rust语言从头编写的开源图片编辑软件，功能类似Photoshop，但完全免费且代码公开。它支持图层、滤镜等常见修图功能。</w:t>
         <w:br/>
       </w:r>
       <w:r>
-        <w:t>能用来做什么：你可以用它来修图、合成图片、调整颜色等，就像使用 Photoshop 一样，但它是免费且开源的。</w:t>
+        <w:t>能用来做什么：你可以用它来修照片、做设计图，或者学习图片处理软件的内部原理。</w:t>
         <w:br/>
       </w:r>
       <w:r>
-        <w:t>适用领域：图像处理、平面设计、摄影后期</w:t>
+        <w:t>适用领域：图像处理、平面设计、软件开发学习</w:t>
         <w:br/>
       </w:r>
       <w:r>
-        <w:t>对新手有什么帮助：适合想学习图片编辑软件原理的开发者，也适合需要免费替代 Photoshop 的用户。</w:t>
+        <w:t>对新手有什么帮助：适合想了解图片编辑软件如何工作的人，也适合作为免费替代品进行日常修图。</w:t>
         <w:br/>
       </w:r>
       <w:r>
@@ -94,28 +94,28 @@
         <w:pStyle w:val="Heading2"/>
       </w:pPr>
       <w:r>
-        <w:t>3. nanaism/yomiyasu  ⭐ 1,549</w:t>
+        <w:t>3. nanaism/yomiyasu  ⭐ 1,552</w:t>
       </w:r>
     </w:p>
     <w:p>
       <w:r>
-        <w:t>语言：Python ｜ Stars：1,549 ｜ Forks：35</w:t>
+        <w:t>语言：Python ｜ Stars：1,552 ｜ Forks：35</w:t>
         <w:br/>
       </w:r>
       <w:r>
-        <w:t>这是什么：这是一个 AI 技能，专门用来把 AI 生成的日语修改成更自然、更地道的日语。它可以帮助你润色机器翻译或 AI 写作的日语文本。</w:t>
+        <w:t>这是什么：这是一个AI技能，专门把AI生成的生硬日语修改成自然流畅的日语。它就像一个日语润色小助手。</w:t>
         <w:br/>
       </w:r>
       <w:r>
-        <w:t>能用来做什么：当你用 AI 生成日语内容后，可以用它来让文字更自然，适合写邮件、文章或社交媒体帖子。</w:t>
+        <w:t>能用来做什么：当你用AI写日语邮件、报告或文章时，可以用它来让文字更地道。</w:t>
         <w:br/>
       </w:r>
       <w:r>
-        <w:t>适用领域：日语学习、内容创作、机器翻译后编辑</w:t>
+        <w:t>适用领域：日语学习、内容创作、AI辅助写作</w:t>
         <w:br/>
       </w:r>
       <w:r>
-        <w:t>对新手有什么帮助：对学习日语或需要写日语的人很有帮助，能让你的日语表达更接近母语者。</w:t>
+        <w:t>对新手有什么帮助：对学习日语或需要写日语材料的人很有帮助，能快速提升文字的自然度。</w:t>
         <w:br/>
       </w:r>
       <w:r>
@@ -127,28 +127,28 @@
         <w:pStyle w:val="Heading2"/>
       </w:pPr>
       <w:r>
-        <w:t>4. QingYunA/answer-me-with-html  ⭐ 1,542</w:t>
+        <w:t>4. QingYunA/answer-me-with-html  ⭐ 1,552</w:t>
       </w:r>
     </w:p>
     <w:p>
       <w:r>
-        <w:t>语言：JavaScript ｜ Stars：1,542 ｜ Forks：108</w:t>
+        <w:t>语言：JavaScript ｜ Stars：1,552 ｜ Forks：108</w:t>
         <w:br/>
       </w:r>
       <w:r>
-        <w:t>这是什么：这是一个 AI 技能，让 AI 用一页 HTML 网页来回答复杂问题。这样回答更直观、易读，比纯文本更清晰。</w:t>
+        <w:t>这是什么：这是一个让AI用一页HTML网页来回答复杂问题的技能。它能把答案变成美观、易读的网页形式。</w:t>
         <w:br/>
       </w:r>
       <w:r>
-        <w:t>能用来做什么：当你问 AI 一个复杂问题时，它会生成一个网页，里面包含排版好的答案，方便你阅读和分享。</w:t>
+        <w:t>能用来做什么：当你需要AI解释复杂概念或整理信息时，它会生成一个包含图文排版的网页，方便阅读和分享。</w:t>
         <w:br/>
       </w:r>
       <w:r>
-        <w:t>适用领域：AI 交互、信息展示、网页生成</w:t>
+        <w:t>适用领域：教育、知识分享、AI交互</w:t>
         <w:br/>
       </w:r>
       <w:r>
-        <w:t>对新手有什么帮助：适合需要清晰答案的任何人，尤其是当问题涉及图表、步骤或对比时，HTML 页面比纯文字更好理解。</w:t>
+        <w:t>对新手有什么帮助：适合学生或需要清晰理解复杂问题的人，让AI的回答更直观、更易读。</w:t>
         <w:br/>
       </w:r>
       <w:r>
@@ -160,20 +160,20 @@
         <w:pStyle w:val="Heading2"/>
       </w:pPr>
       <w:r>
-        <w:t>5. kargulstudio/sales-crm  ⭐ 1,509</w:t>
+        <w:t>5. kargulstudio/sales-crm  ⭐ 1,512</w:t>
       </w:r>
     </w:p>
     <w:p>
       <w:r>
-        <w:t>语言：TypeScript ｜ Stars：1,509 ｜ Forks：315</w:t>
+        <w:t>语言：TypeScript ｜ Stars：1,512 ｜ Forks：316</w:t>
         <w:br/>
       </w:r>
       <w:r>
-        <w:t>这是什么：这是一个销售客户关系管理（CRM）系统，用 TypeScript 编写。它可以帮助企业管理客户信息、跟踪销售机会和优化销售流程。</w:t>
+        <w:t>这是什么：这是一个销售客户关系管理（CRM）系统，用TypeScript编写。它可以帮助企业管理客户信息、跟踪销售机会。</w:t>
         <w:br/>
       </w:r>
       <w:r>
-        <w:t>能用来做什么：销售团队可以用它来记录客户联系信息、管理销售管道、安排跟进任务，提高销售效率。</w:t>
+        <w:t>能用来做什么：销售团队可以用它来记录客户联系、管理销售流程，提高工作效率。</w:t>
         <w:br/>
       </w:r>
       <w:r>
@@ -181,7 +181,7 @@
         <w:br/>
       </w:r>
       <w:r>
-        <w:t>对新手有什么帮助：适合中小企业或销售团队使用，能帮你系统地管理客户，避免遗漏重要商机。</w:t>
+        <w:t>对新手有什么帮助：适合中小企业或销售新手，能帮你系统地管理客户，避免遗漏重要信息。</w:t>
         <w:br/>
       </w:r>
       <w:r>
@@ -212,7 +212,7 @@
         <w:t>The lamps in my house</w:t>
       </w:r>
       <w:r>
-        <w:t>（👍 177）</w:t>
+        <w:t>（👍 180）</w:t>
       </w:r>
       <w:r>
         <w:br/>
@@ -220,7 +220,7 @@
       </w:r>
       <w:r>
         <w:br/>
-        <w:t>摘要：这是一篇关于家庭灯具的随笔或技术文章，可能涉及智能家居或照明设计，与AI无直接关联，但作为Hacker News上的热门讨论，反映了技术社区对生活化话题的兴趣。</w:t>
+        <w:t>摘要：这是一篇个人博客文章，作者描述了自己家中各种灯具的布置和使用体验。它并非AI相关新闻，但在Hacker News上引发讨论，可能因为其生活化视角或对智能家居的隐含关联。</w:t>
       </w:r>
     </w:p>
     <w:p>
@@ -239,7 +239,7 @@
       </w:r>
       <w:r>
         <w:br/>
-        <w:t>摘要：文章批评AI公司像寄生虫一样，可能指责它们依赖开源社区、用户数据等资源却未给予合理回馈，引发对AI行业伦理和可持续性的讨论。</w:t>
+        <w:t>摘要：文章批评AI公司像寄生虫一样，利用公共数据、开源成果和人类创造力牟利，却未给予相应回报。这反映了当前对AI伦理和商业模式的深刻担忧，值得关注。</w:t>
       </w:r>
     </w:p>
     <w:p>
@@ -263,7 +263,7 @@
       </w:r>
       <w:r>
         <w:br/>
-        <w:t>摘要：该论文提出了一种基于智能体流程的可编辑流程图重新布局方法，能够实现“一图多版”，提升流程图编辑的灵活性和自动化程度，对可视化编程和设计工具具有应用价值。</w:t>
+        <w:t>摘要：该论文提出了一种基于智能体流程的流程图可编辑重排方法，能够将任意图表转换为可编辑的流程图并保持布局一致性。这对自动化图表处理和文档理解有潜在应用价值。</w:t>
       </w:r>
     </w:p>
     <w:p>
@@ -287,7 +287,7 @@
       </w:r>
       <w:r>
         <w:br/>
-        <w:t>摘要：诺贝尔奖授予光遗传学领域，表彰其在神经科学中的革命性贡献，该技术利用光控制神经元活动，为脑研究和疾病治疗提供了强大工具。</w:t>
+        <w:t>摘要：2021年诺贝尔生理学或医学奖授予光遗传学领域，表彰其在发现温度和触觉感受器方面的贡献。光遗传学是神经科学的重要工具，结合AI可用于神经回路解析和脑机接口。</w:t>
       </w:r>
     </w:p>
     <w:p>
@@ -311,7 +311,7 @@
       </w:r>
       <w:r>
         <w:br/>
-        <w:t>摘要：OpenAI一位资深员工（“12朝元老”）辞职并发表尖锐批评，称AI行业试错时代已经结束，可能暗示公司战略或文化问题，引发对OpenAI未来方向的关注。</w:t>
+        <w:t>摘要：OpenAI早期员工（12朝元老之一）辞职并发表批评，认为AI行业试错时代已经结束，需要更谨慎地发展。这反映了内部对AI安全与商业化速度的担忧，引发广泛讨论。</w:t>
       </w:r>
     </w:p>
     <w:sectPr>
